--- a/IO-MANGAFAN-FINAL.docx
+++ b/IO-MANGAFAN-FINAL.docx
@@ -417,6 +417,9 @@
         <w:spacing w:line="360" w:lineRule="auto"/>
         <w:jc w:val="center"/>
       </w:pPr>
+      <w:r>
+        <w:t>Podział Paulina -  50% Szymon - 30% Kamil – 20%</w:t>
+      </w:r>
     </w:p>
     <w:p>
       <w:pPr>
@@ -5750,6 +5753,14 @@
         <w:t>dopowieści</w:t>
       </w:r>
       <w:proofErr w:type="spellEnd"/>
+      <w:r>
+        <w:rPr>
+          <w:b/>
+          <w:bCs/>
+          <w:color w:val="000000"/>
+        </w:rPr>
+        <w:t xml:space="preserve"> – Paulina Chojnowska</w:t>
+      </w:r>
     </w:p>
     <w:p>
       <w:pPr>

--- a/IO-MANGAFAN-FINAL.docx
+++ b/IO-MANGAFAN-FINAL.docx
@@ -418,7 +418,13 @@
         <w:jc w:val="center"/>
       </w:pPr>
       <w:r>
-        <w:t>Podział Paulina -  50% Szymon - 30% Kamil – 20%</w:t>
+        <w:t xml:space="preserve">Podział Paulina -  </w:t>
+      </w:r>
+      <w:r>
+        <w:t>50</w:t>
+      </w:r>
+      <w:r>
+        <w:t>% Szymon - 30% Kamil – 20%</w:t>
       </w:r>
     </w:p>
     <w:p>
@@ -8824,18 +8830,15 @@
     <w:p>
       <w:pPr>
         <w:spacing w:line="360" w:lineRule="auto"/>
-        <w:rPr>
-          <w:sz w:val="24"/>
-          <w:szCs w:val="24"/>
-        </w:rPr>
-      </w:pPr>
-      <w:r>
-        <w:rPr>
-          <w:sz w:val="24"/>
-          <w:szCs w:val="24"/>
-        </w:rPr>
-        <w:t>Diagram -  Paulina Chojnowska</w:t>
-      </w:r>
+      </w:pPr>
+      <w:r>
+        <w:t xml:space="preserve">Diagram – Paulina Chojnowska – Dodawanie nowej </w:t>
+      </w:r>
+      <w:proofErr w:type="spellStart"/>
+      <w:r>
+        <w:t>dopowieści</w:t>
+      </w:r>
+      <w:proofErr w:type="spellEnd"/>
     </w:p>
     <w:p>
       <w:pPr>
@@ -8852,21 +8855,28 @@
           <w:szCs w:val="24"/>
         </w:rPr>
         <w:drawing>
-          <wp:inline distT="0" distB="0" distL="0" distR="0" wp14:anchorId="65723770" wp14:editId="69C5B5F3">
-            <wp:extent cx="5353797" cy="8173591"/>
-            <wp:effectExtent l="0" t="0" r="0" b="0"/>
-            <wp:docPr id="19" name="image24.png"/>
-            <wp:cNvGraphicFramePr/>
+          <wp:inline distT="0" distB="0" distL="0" distR="0" wp14:anchorId="50C581C9" wp14:editId="60BC50F8">
+            <wp:extent cx="5769610" cy="8759190"/>
+            <wp:effectExtent l="0" t="0" r="2540" b="3810"/>
+            <wp:docPr id="1839712236" name="Obraz 4"/>
+            <wp:cNvGraphicFramePr>
+              <a:graphicFrameLocks xmlns:a="http://schemas.openxmlformats.org/drawingml/2006/main" noChangeAspect="1"/>
+            </wp:cNvGraphicFramePr>
             <a:graphic xmlns:a="http://schemas.openxmlformats.org/drawingml/2006/main">
               <a:graphicData uri="http://schemas.openxmlformats.org/drawingml/2006/picture">
                 <pic:pic xmlns:pic="http://schemas.openxmlformats.org/drawingml/2006/picture">
                   <pic:nvPicPr>
-                    <pic:cNvPr id="0" name="image24.png"/>
-                    <pic:cNvPicPr preferRelativeResize="0"/>
+                    <pic:cNvPr id="1839712236" name="Obraz 1839712236"/>
+                    <pic:cNvPicPr/>
                   </pic:nvPicPr>
                   <pic:blipFill>
-                    <a:blip r:embed="rId10"/>
-                    <a:srcRect/>
+                    <a:blip r:embed="rId10">
+                      <a:extLst>
+                        <a:ext uri="{28A0092B-C50C-407E-A947-70E740481C1C}">
+                          <a14:useLocalDpi xmlns:a14="http://schemas.microsoft.com/office/drawing/2010/main" val="0"/>
+                        </a:ext>
+                      </a:extLst>
+                    </a:blip>
                     <a:stretch>
                       <a:fillRect/>
                     </a:stretch>
@@ -8874,12 +8884,11 @@
                   <pic:spPr>
                     <a:xfrm>
                       <a:off x="0" y="0"/>
-                      <a:ext cx="5353797" cy="8173591"/>
+                      <a:ext cx="5769610" cy="8759190"/>
                     </a:xfrm>
                     <a:prstGeom prst="rect">
                       <a:avLst/>
                     </a:prstGeom>
-                    <a:ln/>
                   </pic:spPr>
                 </pic:pic>
               </a:graphicData>
@@ -9128,6 +9137,14 @@
       <w:r>
         <w:t>Diagram – Paulina Chojnowska</w:t>
       </w:r>
+      <w:r>
+        <w:t xml:space="preserve"> – Dodawanie nowej </w:t>
+      </w:r>
+      <w:proofErr w:type="spellStart"/>
+      <w:r>
+        <w:t>dopowieści</w:t>
+      </w:r>
+      <w:proofErr w:type="spellEnd"/>
     </w:p>
     <w:p>
       <w:pPr>
@@ -9163,21 +9180,28 @@
           <w:szCs w:val="28"/>
         </w:rPr>
         <w:drawing>
-          <wp:inline distT="0" distB="0" distL="0" distR="0" wp14:anchorId="73F9227B" wp14:editId="37ACCCC8">
-            <wp:extent cx="5963700" cy="5934820"/>
-            <wp:effectExtent l="0" t="0" r="0" b="0"/>
-            <wp:docPr id="20" name="image11.jpg"/>
-            <wp:cNvGraphicFramePr/>
+          <wp:inline distT="0" distB="0" distL="0" distR="0" wp14:anchorId="423A72BD" wp14:editId="755D6C69">
+            <wp:extent cx="5769610" cy="5741670"/>
+            <wp:effectExtent l="0" t="0" r="2540" b="0"/>
+            <wp:docPr id="36465295" name="Obraz 5"/>
+            <wp:cNvGraphicFramePr>
+              <a:graphicFrameLocks xmlns:a="http://schemas.openxmlformats.org/drawingml/2006/main" noChangeAspect="1"/>
+            </wp:cNvGraphicFramePr>
             <a:graphic xmlns:a="http://schemas.openxmlformats.org/drawingml/2006/main">
               <a:graphicData uri="http://schemas.openxmlformats.org/drawingml/2006/picture">
                 <pic:pic xmlns:pic="http://schemas.openxmlformats.org/drawingml/2006/picture">
                   <pic:nvPicPr>
-                    <pic:cNvPr id="0" name="image11.jpg"/>
-                    <pic:cNvPicPr preferRelativeResize="0"/>
+                    <pic:cNvPr id="36465295" name="Obraz 36465295"/>
+                    <pic:cNvPicPr/>
                   </pic:nvPicPr>
                   <pic:blipFill>
-                    <a:blip r:embed="rId13"/>
-                    <a:srcRect/>
+                    <a:blip r:embed="rId13" cstate="print">
+                      <a:extLst>
+                        <a:ext uri="{28A0092B-C50C-407E-A947-70E740481C1C}">
+                          <a14:useLocalDpi xmlns:a14="http://schemas.microsoft.com/office/drawing/2010/main" val="0"/>
+                        </a:ext>
+                      </a:extLst>
+                    </a:blip>
                     <a:stretch>
                       <a:fillRect/>
                     </a:stretch>
@@ -9185,12 +9209,11 @@
                   <pic:spPr>
                     <a:xfrm>
                       <a:off x="0" y="0"/>
-                      <a:ext cx="5963700" cy="5934820"/>
+                      <a:ext cx="5769610" cy="5741670"/>
                     </a:xfrm>
                     <a:prstGeom prst="rect">
                       <a:avLst/>
                     </a:prstGeom>
-                    <a:ln/>
                   </pic:spPr>
                 </pic:pic>
               </a:graphicData>
@@ -9554,36 +9577,42 @@
         <w:rPr>
           <w:color w:val="000000"/>
         </w:rPr>
+        <w:t xml:space="preserve"> </w:t>
+      </w:r>
+      <w:proofErr w:type="spellStart"/>
+      <w:r>
+        <w:rPr>
+          <w:color w:val="000000"/>
+        </w:rPr>
+        <w:t>DodajIlustracje</w:t>
+      </w:r>
+      <w:proofErr w:type="spellEnd"/>
+      <w:r>
+        <w:rPr>
+          <w:color w:val="000000"/>
+        </w:rPr>
+        <w:t xml:space="preserve">(plik) - użytkownik dodaje plik graficzny do pracy (w pętli </w:t>
+      </w:r>
+      <w:proofErr w:type="spellStart"/>
+      <w:r>
+        <w:rPr>
+          <w:color w:val="000000"/>
+        </w:rPr>
+        <w:t>loop</w:t>
+      </w:r>
+      <w:proofErr w:type="spellEnd"/>
+      <w:r>
+        <w:rPr>
+          <w:color w:val="000000"/>
+        </w:rPr>
+        <w:t xml:space="preserve"> dla każdego </w:t>
+      </w:r>
+      <w:r>
+        <w:rPr>
+          <w:color w:val="000000"/>
+        </w:rPr>
         <w:lastRenderedPageBreak/>
-        <w:t xml:space="preserve"> </w:t>
-      </w:r>
-      <w:proofErr w:type="spellStart"/>
-      <w:r>
-        <w:rPr>
-          <w:color w:val="000000"/>
-        </w:rPr>
-        <w:t>DodajIlustracje</w:t>
-      </w:r>
-      <w:proofErr w:type="spellEnd"/>
-      <w:r>
-        <w:rPr>
-          <w:color w:val="000000"/>
-        </w:rPr>
-        <w:t xml:space="preserve">(plik) - użytkownik dodaje plik graficzny do pracy (w pętli </w:t>
-      </w:r>
-      <w:proofErr w:type="spellStart"/>
-      <w:r>
-        <w:rPr>
-          <w:color w:val="000000"/>
-        </w:rPr>
-        <w:t>loop</w:t>
-      </w:r>
-      <w:proofErr w:type="spellEnd"/>
-      <w:r>
-        <w:rPr>
-          <w:color w:val="000000"/>
-        </w:rPr>
-        <w:t xml:space="preserve"> dla każdego pliku)</w:t>
+        <w:t>pliku)</w:t>
       </w:r>
     </w:p>
     <w:p>
@@ -10171,72 +10200,6 @@
         </w:rPr>
         <w:t xml:space="preserve"> - formularz wyświetla użytkownikowi komunikat o powodzeniu</w:t>
       </w:r>
-    </w:p>
-    <w:p>
-      <w:pPr>
-        <w:numPr>
-          <w:ilvl w:val="0"/>
-          <w:numId w:val="9"/>
-        </w:numPr>
-        <w:pBdr>
-          <w:top w:val="nil"/>
-          <w:left w:val="nil"/>
-          <w:bottom w:val="nil"/>
-          <w:right w:val="nil"/>
-          <w:between w:val="nil"/>
-        </w:pBdr>
-        <w:spacing w:line="360" w:lineRule="auto"/>
-      </w:pPr>
-      <w:proofErr w:type="spellStart"/>
-      <w:r>
-        <w:rPr>
-          <w:color w:val="000000"/>
-        </w:rPr>
-        <w:t>Dopowieść</w:t>
-      </w:r>
-      <w:proofErr w:type="spellEnd"/>
-      <w:r>
-        <w:rPr>
-          <w:color w:val="000000"/>
-        </w:rPr>
-        <w:t>() &lt;&lt;</w:t>
-      </w:r>
-      <w:proofErr w:type="spellStart"/>
-      <w:r>
-        <w:rPr>
-          <w:color w:val="000000"/>
-        </w:rPr>
-        <w:t>destroy</w:t>
-      </w:r>
-      <w:proofErr w:type="spellEnd"/>
-      <w:r>
-        <w:rPr>
-          <w:color w:val="000000"/>
-        </w:rPr>
-        <w:t xml:space="preserve">&gt;&gt; - </w:t>
-      </w:r>
-      <w:proofErr w:type="spellStart"/>
-      <w:r>
-        <w:rPr>
-          <w:color w:val="000000"/>
-        </w:rPr>
-        <w:t>dopowiesc</w:t>
-      </w:r>
-      <w:proofErr w:type="spellEnd"/>
-      <w:r>
-        <w:rPr>
-          <w:color w:val="000000"/>
-        </w:rPr>
-        <w:t xml:space="preserve"> zostaje </w:t>
-      </w:r>
-      <w:proofErr w:type="spellStart"/>
-      <w:r>
-        <w:rPr>
-          <w:color w:val="000000"/>
-        </w:rPr>
-        <w:t>zamknieta</w:t>
-      </w:r>
-      <w:proofErr w:type="spellEnd"/>
     </w:p>
     <w:p>
       <w:pPr>
@@ -18428,6 +18391,21 @@
     </w:p>
     <w:p>
       <w:pPr>
+        <w:pStyle w:val="Akapitzlist"/>
+        <w:spacing w:line="360" w:lineRule="auto"/>
+        <w:ind w:left="384"/>
+      </w:pPr>
+      <w:r>
+        <w:t xml:space="preserve">Diagram – Paulina Chojnowska – Dodawanie nowej </w:t>
+      </w:r>
+      <w:proofErr w:type="spellStart"/>
+      <w:r>
+        <w:t>dopowieści</w:t>
+      </w:r>
+      <w:proofErr w:type="spellEnd"/>
+    </w:p>
+    <w:p>
+      <w:pPr>
         <w:pBdr>
           <w:top w:val="nil"/>
           <w:left w:val="nil"/>
@@ -18442,44 +18420,32 @@
         <w:ind w:left="384"/>
       </w:pPr>
       <w:r>
-        <w:t>Paulina Chojnowska</w:t>
-      </w:r>
-    </w:p>
-    <w:p>
-      <w:pPr>
-        <w:pBdr>
-          <w:top w:val="nil"/>
-          <w:left w:val="nil"/>
-          <w:bottom w:val="nil"/>
-          <w:right w:val="nil"/>
-          <w:between w:val="nil"/>
-        </w:pBdr>
-        <w:tabs>
-          <w:tab w:val="left" w:pos="563"/>
-        </w:tabs>
-        <w:spacing w:line="360" w:lineRule="auto"/>
-        <w:ind w:left="384"/>
-      </w:pPr>
-      <w:r>
         <w:rPr>
           <w:noProof/>
         </w:rPr>
         <w:drawing>
-          <wp:inline distT="0" distB="0" distL="0" distR="0" wp14:anchorId="58CDD5E7" wp14:editId="6B93F77A">
+          <wp:inline distT="0" distB="0" distL="0" distR="0" wp14:anchorId="1C7719CB" wp14:editId="6F5C0B2E">
             <wp:extent cx="5769610" cy="3762375"/>
-            <wp:effectExtent l="0" t="0" r="0" b="0"/>
-            <wp:docPr id="27" name="image15.png"/>
-            <wp:cNvGraphicFramePr/>
+            <wp:effectExtent l="0" t="0" r="2540" b="9525"/>
+            <wp:docPr id="267061066" name="Obraz 6"/>
+            <wp:cNvGraphicFramePr>
+              <a:graphicFrameLocks xmlns:a="http://schemas.openxmlformats.org/drawingml/2006/main" noChangeAspect="1"/>
+            </wp:cNvGraphicFramePr>
             <a:graphic xmlns:a="http://schemas.openxmlformats.org/drawingml/2006/main">
               <a:graphicData uri="http://schemas.openxmlformats.org/drawingml/2006/picture">
                 <pic:pic xmlns:pic="http://schemas.openxmlformats.org/drawingml/2006/picture">
                   <pic:nvPicPr>
-                    <pic:cNvPr id="0" name="image15.png"/>
-                    <pic:cNvPicPr preferRelativeResize="0"/>
+                    <pic:cNvPr id="267061066" name="Obraz 267061066"/>
+                    <pic:cNvPicPr/>
                   </pic:nvPicPr>
                   <pic:blipFill>
-                    <a:blip r:embed="rId20"/>
-                    <a:srcRect/>
+                    <a:blip r:embed="rId20">
+                      <a:extLst>
+                        <a:ext uri="{28A0092B-C50C-407E-A947-70E740481C1C}">
+                          <a14:useLocalDpi xmlns:a14="http://schemas.microsoft.com/office/drawing/2010/main" val="0"/>
+                        </a:ext>
+                      </a:extLst>
+                    </a:blip>
                     <a:stretch>
                       <a:fillRect/>
                     </a:stretch>
@@ -18492,7 +18458,6 @@
                     <a:prstGeom prst="rect">
                       <a:avLst/>
                     </a:prstGeom>
-                    <a:ln/>
                   </pic:spPr>
                 </pic:pic>
               </a:graphicData>
@@ -32714,6 +32679,17 @@
       </w:tblCellMar>
     </w:tblPr>
   </w:style>
+  <w:style w:type="paragraph" w:styleId="Akapitzlist">
+    <w:name w:val="List Paragraph"/>
+    <w:basedOn w:val="Normalny"/>
+    <w:uiPriority w:val="34"/>
+    <w:qFormat/>
+    <w:rsid w:val="00082E89"/>
+    <w:pPr>
+      <w:ind w:left="720"/>
+      <w:contextualSpacing/>
+    </w:pPr>
+  </w:style>
 </w:styles>
 </file>
 
